--- a/treasure/download/经藏/涅槃部-23部/佛垂般涅槃略说教诫经-姚秦-鸠摩罗什.docx
+++ b/treasure/download/经藏/涅槃部-23部/佛垂般涅槃略说教诫经-姚秦-鸠摩罗什.docx
@@ -13,6 +13,7 @@
           <w:lang w:eastAsia="zh-CN"/>
         </w:rPr>
       </w:pPr>
+      <w:bookmarkStart w:id="0" w:name="_GoBack"/>
       <w:r>
         <w:rPr>
           <w:sz w:val="24"/>
@@ -20,34 +21,7 @@
           <w:shd w:val="pct15" w:color="auto" w:fill="FFFFFF"/>
           <w:lang w:eastAsia="zh-CN"/>
         </w:rPr>
-        <w:t>佛垂般涅槃略说教诫经</w:t>
-      </w:r>
-      <w:r>
-        <w:rPr>
-          <w:sz w:val="24"/>
-          <w:szCs w:val="24"/>
-          <w:shd w:val="pct15" w:color="auto" w:fill="FFFFFF"/>
-          <w:lang w:eastAsia="zh-CN"/>
-        </w:rPr>
-        <w:t>(</w:t>
-      </w:r>
-      <w:r>
-        <w:rPr>
-          <w:sz w:val="24"/>
-          <w:szCs w:val="24"/>
-          <w:shd w:val="pct15" w:color="auto" w:fill="FFFFFF"/>
-          <w:lang w:eastAsia="zh-CN"/>
-        </w:rPr>
-        <w:t>亦名佛遗教经</w:t>
-      </w:r>
-      <w:r>
-        <w:rPr>
-          <w:sz w:val="24"/>
-          <w:szCs w:val="24"/>
-          <w:shd w:val="pct15" w:color="auto" w:fill="FFFFFF"/>
-          <w:lang w:eastAsia="zh-CN"/>
-        </w:rPr>
-        <w:t>)</w:t>
+        <w:t>佛垂般涅槃略说教诫经(亦名佛遗教经)</w:t>
       </w:r>
     </w:p>
     <w:p>
@@ -342,7 +316,6 @@
         <w:ind w:firstLineChars="200" w:firstLine="480"/>
         <w:jc w:val="both"/>
         <w:rPr>
-          <w:rFonts w:hint="eastAsia"/>
           <w:sz w:val="24"/>
           <w:szCs w:val="24"/>
           <w:shd w:val="pct15" w:color="auto" w:fill="FFFFFF"/>
@@ -393,16 +366,7 @@
           <w:shd w:val="pct15" w:color="auto" w:fill="FFFFFF"/>
           <w:lang w:eastAsia="zh-CN"/>
         </w:rPr>
-        <w:t>不可不慎。是故智者制而不随。持之如贼不令纵逸。假令纵之。皆亦不久见其磨灭</w:t>
-      </w:r>
-      <w:r>
-        <w:rPr>
-          <w:sz w:val="24"/>
-          <w:szCs w:val="24"/>
-          <w:shd w:val="pct15" w:color="auto" w:fill="FFFFFF"/>
-          <w:lang w:eastAsia="zh-CN"/>
-        </w:rPr>
-        <w:t>。此五根者</w:t>
+        <w:t>不可不慎。是故智者制而不随。持之如贼不令纵逸。假令纵之。皆亦不久见其磨灭。此五根者</w:t>
       </w:r>
       <w:r>
         <w:rPr>
@@ -503,16 +467,7 @@
           <w:shd w:val="pct15" w:color="auto" w:fill="FFFFFF"/>
           <w:lang w:eastAsia="zh-CN"/>
         </w:rPr>
-        <w:t>汝等比丘。昼则勤心修习善法无令失时。初夜后夜亦勿有废。中夜诵经以自消息。无以睡眠因缘令一生</w:t>
-      </w:r>
-      <w:r>
-        <w:rPr>
-          <w:sz w:val="24"/>
-          <w:szCs w:val="24"/>
-          <w:shd w:val="pct15" w:color="auto" w:fill="FFFFFF"/>
-          <w:lang w:eastAsia="zh-CN"/>
-        </w:rPr>
-        <w:t>空过无所得也。当念无常之火烧诸世间。早求自度勿睡眠也。诸烦恼贼常伺杀人甚于怨家。安可睡眠不自惊寤。烦恼毒蛇睡在汝心。譬如黑蚖在汝室睡。当以持</w:t>
+        <w:t>汝等比丘。昼则勤心修习善法无令失时。初夜后夜亦勿有废。中夜诵经以自消息。无以睡眠因缘令一生空过无所得也。当念无常之火烧诸世间。早求自度勿睡眠也。诸烦恼贼常伺杀人甚于怨家。安可睡眠不自惊寤。烦恼毒蛇睡在汝心。譬如黑蚖在汝室睡。当以持</w:t>
       </w:r>
       <w:r>
         <w:rPr>
@@ -571,16 +526,7 @@
           <w:shd w:val="pct15" w:color="auto" w:fill="FFFFFF"/>
           <w:lang w:eastAsia="zh-CN"/>
         </w:rPr>
-        <w:t>持戒苦行所不能及。能行忍者乃可名为有力大人。若其不能欢喜忍受恶骂之毒如</w:t>
-      </w:r>
-      <w:r>
-        <w:rPr>
-          <w:sz w:val="24"/>
-          <w:szCs w:val="24"/>
-          <w:shd w:val="pct15" w:color="auto" w:fill="FFFFFF"/>
-          <w:lang w:eastAsia="zh-CN"/>
-        </w:rPr>
-        <w:t>饮甘露者。不名入道智慧人也。所以者何。嗔恚之害能破诸善法坏好名闻。今世后世人不喜见。当知嗔心甚于猛火。</w:t>
+        <w:t>持戒苦行所不能及。能行忍者乃可名为有力大人。若其不能欢喜忍受恶骂之毒如饮甘露者。不名入道智慧人也。所以者何。嗔恚之害能破诸善法坏好名闻。今世后世人不喜见。当知嗔心甚于猛火。</w:t>
       </w:r>
       <w:r>
         <w:rPr>
@@ -661,16 +607,7 @@
           <w:shd w:val="pct15" w:color="auto" w:fill="FFFFFF"/>
           <w:lang w:eastAsia="zh-CN"/>
         </w:rPr>
-        <w:t>汝等比丘。谄曲之心与道相违。是故宜应质直其心。当知谄曲但为欺诳。入道之人则无是处。是故汝等。宜应端心以质直</w:t>
-      </w:r>
-      <w:r>
-        <w:rPr>
-          <w:sz w:val="24"/>
-          <w:szCs w:val="24"/>
-          <w:shd w:val="pct15" w:color="auto" w:fill="FFFFFF"/>
-          <w:lang w:eastAsia="zh-CN"/>
-        </w:rPr>
-        <w:t>为本。</w:t>
+        <w:t>汝等比丘。谄曲之心与道相违。是故宜应质直其心。当知谄曲但为欺诳。入道之人则无是处。是故汝等。宜应端心以质直为本。</w:t>
       </w:r>
     </w:p>
     <w:p>
@@ -692,7 +629,6 @@
           <w:shd w:val="pct15" w:color="auto" w:fill="FFFFFF"/>
           <w:lang w:eastAsia="zh-CN"/>
         </w:rPr>
-        <w:lastRenderedPageBreak/>
         <w:t>汝等比丘。当知多欲之人</w:t>
       </w:r>
       <w:r>
@@ -702,7 +638,17 @@
           <w:shd w:val="pct15" w:color="auto" w:fill="FFFFFF"/>
           <w:lang w:eastAsia="zh-CN"/>
         </w:rPr>
-        <w:t>多求利故苦恼亦多。少欲之人无求无欲则无此患。直尔少欲尚应修习。何况少欲能生诸善功德。少欲之人则无谄曲以求人意。亦复不为诸根所牵。行少欲者心则坦然无所忧畏。触事有余常无不足。有少欲者则有涅槃。是名少欲。</w:t>
+        <w:t>多求利故苦恼亦多。少欲之人无求无欲则无此患。直尔少欲尚应修习。何况少欲能生诸善功德。少欲之人则无谄曲以求人意。亦复不为</w:t>
+      </w:r>
+      <w:r>
+        <w:rPr>
+          <w:sz w:val="24"/>
+          <w:szCs w:val="24"/>
+          <w:shd w:val="pct15" w:color="auto" w:fill="FFFFFF"/>
+          <w:lang w:eastAsia="zh-CN"/>
+        </w:rPr>
+        <w:lastRenderedPageBreak/>
+        <w:t>诸根所牵。行少欲者心则坦然无所忧畏。触事有余常无不足。有少欲者则有涅槃。是名少欲。</w:t>
       </w:r>
     </w:p>
     <w:p>
@@ -765,16 +711,7 @@
           <w:shd w:val="pct15" w:color="auto" w:fill="FFFFFF"/>
           <w:lang w:eastAsia="zh-CN"/>
         </w:rPr>
-        <w:t>帝释诸天所共</w:t>
-      </w:r>
-      <w:r>
-        <w:rPr>
-          <w:sz w:val="24"/>
-          <w:szCs w:val="24"/>
-          <w:shd w:val="pct15" w:color="auto" w:fill="FFFFFF"/>
-          <w:lang w:eastAsia="zh-CN"/>
-        </w:rPr>
-        <w:t>敬重。是故当舍己众他众。空闲独处思灭苦本。若乐众者则受众恼。譬如大树众鸟集之则有枯折之患。世间缚著没于众苦。譬如老象溺泥不能自出。是名远离。</w:t>
+        <w:t>帝释诸天所共敬重。是故当舍己众他众。空闲独处思灭苦本。若乐众者则受众恼。譬如大树众鸟集之则有枯折之患。世间缚著没于众苦。譬如老象溺泥不能自出。是名远离。</w:t>
       </w:r>
     </w:p>
     <w:p>
@@ -1033,16 +970,7 @@
           <w:shd w:val="pct15" w:color="auto" w:fill="FFFFFF"/>
           <w:lang w:eastAsia="zh-CN"/>
         </w:rPr>
-        <w:t>汝等比丘。若种种戏论其心则乱。虽复出家犹未得脱。是故比丘。当急舍离乱心戏论。若汝欲得寂灭乐</w:t>
-      </w:r>
-      <w:r>
-        <w:rPr>
-          <w:sz w:val="24"/>
-          <w:szCs w:val="24"/>
-          <w:shd w:val="pct15" w:color="auto" w:fill="FFFFFF"/>
-          <w:lang w:eastAsia="zh-CN"/>
-        </w:rPr>
-        <w:t>者。唯当善灭戏论之患。是名不戏论。</w:t>
+        <w:t>汝等比丘。若种种戏论其心则乱。虽复出家犹未得脱。是故比丘。当急舍离乱心戏论。若汝欲得寂灭乐者。唯当善灭戏论之患。是名不戏论。</w:t>
       </w:r>
     </w:p>
     <w:p>
@@ -1165,16 +1093,7 @@
           <w:shd w:val="pct15" w:color="auto" w:fill="FFFFFF"/>
           <w:lang w:eastAsia="zh-CN"/>
         </w:rPr>
-        <w:t>楼驮观察众心而白佛言。世尊。月可令热。日可令冷。佛说四谛不可令异。佛说苦谛真实是苦。不可令</w:t>
-      </w:r>
-      <w:r>
-        <w:rPr>
-          <w:sz w:val="24"/>
-          <w:szCs w:val="24"/>
-          <w:shd w:val="pct15" w:color="auto" w:fill="FFFFFF"/>
-          <w:lang w:eastAsia="zh-CN"/>
-        </w:rPr>
-        <w:t>乐。集真是因。更无异因。苦若灭者即是因灭。因灭故果灭。灭苦之道实是真道。更无余道。</w:t>
+        <w:t>楼驮观察众心而白佛言。世尊。月可令热。日可令冷。佛说四谛不可令异。佛说苦谛真实是苦。不可令乐。集真是因。更无异因。苦若灭者即是因灭。因灭故果灭。灭苦之道实是真道。更无余道。</w:t>
       </w:r>
     </w:p>
     <w:p>
@@ -1274,26 +1193,7 @@
           <w:shd w:val="pct15" w:color="auto" w:fill="FFFFFF"/>
           <w:lang w:eastAsia="zh-CN"/>
         </w:rPr>
-        <w:t>勿怀忧恼。若我住世一劫会亦当灭。会而不离终不可得。自利利人法皆具足。若我久住更无所益。应可度者若天上人间皆悉已度。其未度者皆亦已作得度因缘。自今已后</w:t>
-      </w:r>
-      <w:r>
-        <w:rPr>
-          <w:sz w:val="24"/>
-          <w:szCs w:val="24"/>
-          <w:shd w:val="pct15" w:color="auto" w:fill="FFFFFF"/>
-          <w:lang w:eastAsia="zh-CN"/>
-        </w:rPr>
-        <w:t>。我诸弟子展转行之。则是如来法身常在而不灭也。是故当知。世皆无常会必有离。勿怀忧也。世相如是。当勤精进早求解脱。以智慧</w:t>
-      </w:r>
-      <w:r>
-        <w:rPr>
-          <w:sz w:val="24"/>
-          <w:szCs w:val="24"/>
-          <w:shd w:val="pct15" w:color="auto" w:fill="FFFFFF"/>
-          <w:lang w:eastAsia="zh-CN"/>
-        </w:rPr>
-        <w:lastRenderedPageBreak/>
-        <w:t>明灭诸痴闇。世实危脆无牢强者。我今得灭如除恶病。此是应舍罪恶之物。假名为身。没在生老病死大海。何有智者得除灭之</w:t>
+        <w:t>勿怀忧恼。若我住世一劫会亦当灭。会而不离终不可得。自利利人法皆具足。若我久住更无所益。应可度者若天上人间皆悉已度。其未度者皆亦已作得度因缘。自今已后。我诸弟子展转行之。则是如来法身常在而不灭也。是故当知。世皆无常会必有离。勿怀忧也。世相如是。当勤精进早求解脱。以智慧明灭诸痴闇。世实危脆无牢强者。我今得灭如除恶病。此是应舍罪恶之物。假名为身。没在生老病死大海。何有智者得除灭之</w:t>
       </w:r>
       <w:r>
         <w:rPr>
@@ -1346,8 +1246,6 @@
         </w:rPr>
         <w:t>。</w:t>
       </w:r>
-      <w:bookmarkStart w:id="0" w:name="_GoBack"/>
-      <w:bookmarkEnd w:id="0"/>
       <w:r>
         <w:rPr>
           <w:sz w:val="24"/>
@@ -1355,20 +1253,13 @@
           <w:shd w:val="pct15" w:color="auto" w:fill="FFFFFF"/>
           <w:lang w:eastAsia="zh-CN"/>
         </w:rPr>
-        <w:t>我欲灭度。</w:t>
+        <w:t>我欲灭度。是我最后之所教诲。</w:t>
       </w:r>
-      <w:r>
-        <w:rPr>
-          <w:sz w:val="24"/>
-          <w:szCs w:val="24"/>
-          <w:shd w:val="pct15" w:color="auto" w:fill="FFFFFF"/>
-        </w:rPr>
-        <w:t>是我最后之所教诲。</w:t>
-      </w:r>
+      <w:bookmarkEnd w:id="0"/>
     </w:p>
     <w:sectPr>
       <w:pgSz w:w="12240" w:h="15840"/>
-      <w:pgMar w:top="1440" w:right="1800" w:bottom="1440" w:left="1800" w:header="720" w:footer="720" w:gutter="0"/>
+      <w:pgMar w:top="1134" w:right="1797" w:bottom="1134" w:left="1797" w:header="720" w:footer="720" w:gutter="0"/>
       <w:cols w:space="720"/>
       <w:docGrid w:linePitch="360"/>
     </w:sectPr>
@@ -13007,6 +12898,35 @@
       </w:tcPr>
     </w:tblStylePr>
   </w:style>
+  <w:style w:type="paragraph" w:styleId="aff9">
+    <w:name w:val="Balloon Text"/>
+    <w:basedOn w:val="a1"/>
+    <w:link w:val="affa"/>
+    <w:uiPriority w:val="99"/>
+    <w:semiHidden/>
+    <w:unhideWhenUsed/>
+    <w:rsid w:val="00C13FF5"/>
+    <w:pPr>
+      <w:spacing w:after="0" w:line="240" w:lineRule="auto"/>
+    </w:pPr>
+    <w:rPr>
+      <w:sz w:val="18"/>
+      <w:szCs w:val="18"/>
+    </w:rPr>
+  </w:style>
+  <w:style w:type="character" w:customStyle="1" w:styleId="affa">
+    <w:name w:val="批注框文本 字符"/>
+    <w:basedOn w:val="a2"/>
+    <w:link w:val="aff9"/>
+    <w:uiPriority w:val="99"/>
+    <w:semiHidden/>
+    <w:rsid w:val="00C13FF5"/>
+    <w:rPr>
+      <w:rFonts w:ascii="楷体" w:eastAsia="楷体" w:hAnsi="楷体"/>
+      <w:sz w:val="18"/>
+      <w:szCs w:val="18"/>
+    </w:rPr>
+  </w:style>
 </w:styles>
 </file>
 
@@ -13335,7 +13255,7 @@
 </file>
 
 <file path=customXml/itemProps1.xml><?xml version="1.0" encoding="utf-8"?>
-<ds:datastoreItem xmlns:ds="http://schemas.openxmlformats.org/officeDocument/2006/customXml" ds:itemID="{965E48B1-3C3A-4849-8DAA-79A14BD0FAB2}">
+<ds:datastoreItem xmlns:ds="http://schemas.openxmlformats.org/officeDocument/2006/customXml" ds:itemID="{DCD85033-1EEB-4E95-B552-E24B7B98FAE7}">
   <ds:schemaRefs>
     <ds:schemaRef ds:uri="http://schemas.openxmlformats.org/officeDocument/2006/bibliography"/>
   </ds:schemaRefs>

--- a/treasure/download/经藏/涅槃部-23部/佛垂般涅槃略说教诫经-姚秦-鸠摩罗什.docx
+++ b/treasure/download/经藏/涅槃部-23部/佛垂般涅槃略说教诫经-姚秦-鸠摩罗什.docx
@@ -13,7 +13,6 @@
           <w:lang w:eastAsia="zh-CN"/>
         </w:rPr>
       </w:pPr>
-      <w:bookmarkStart w:id="0" w:name="_GoBack"/>
       <w:r>
         <w:rPr>
           <w:sz w:val="24"/>
@@ -385,7 +384,28 @@
           <w:shd w:val="pct15" w:color="auto" w:fill="FFFFFF"/>
           <w:lang w:eastAsia="zh-CN"/>
         </w:rPr>
-        <w:t>心为其主。是故汝等当好制心。心之可畏甚于毒蛇恶兽怨贼大火越逸。未足喻也。动转轻躁</w:t>
+        <w:t>心为其主。是故汝等当好制心。心之可畏甚于毒蛇</w:t>
+      </w:r>
+      <w:r>
+        <w:rPr>
+          <w:rFonts w:hint="eastAsia"/>
+          <w:sz w:val="24"/>
+          <w:szCs w:val="24"/>
+          <w:shd w:val="pct15" w:color="auto" w:fill="FFFFFF"/>
+          <w:lang w:eastAsia="zh-CN"/>
+        </w:rPr>
+        <w:t>。</w:t>
+      </w:r>
+      <w:bookmarkStart w:id="0" w:name="_GoBack"/>
+      <w:bookmarkEnd w:id="0"/>
+      <w:r>
+        <w:rPr>
+          <w:sz w:val="24"/>
+          <w:szCs w:val="24"/>
+          <w:shd w:val="pct15" w:color="auto" w:fill="FFFFFF"/>
+          <w:lang w:eastAsia="zh-CN"/>
+        </w:rPr>
+        <w:t>恶兽怨贼大火越逸。未足喻也。动转轻躁</w:t>
       </w:r>
       <w:r>
         <w:rPr>
@@ -1255,7 +1275,6 @@
         </w:rPr>
         <w:t>我欲灭度。是我最后之所教诲。</w:t>
       </w:r>
-      <w:bookmarkEnd w:id="0"/>
     </w:p>
     <w:sectPr>
       <w:pgSz w:w="12240" w:h="15840"/>
@@ -13255,7 +13274,7 @@
 </file>
 
 <file path=customXml/itemProps1.xml><?xml version="1.0" encoding="utf-8"?>
-<ds:datastoreItem xmlns:ds="http://schemas.openxmlformats.org/officeDocument/2006/customXml" ds:itemID="{DCD85033-1EEB-4E95-B552-E24B7B98FAE7}">
+<ds:datastoreItem xmlns:ds="http://schemas.openxmlformats.org/officeDocument/2006/customXml" ds:itemID="{D4999EAE-75FC-45CB-B215-286F3D7B25F5}">
   <ds:schemaRefs>
     <ds:schemaRef ds:uri="http://schemas.openxmlformats.org/officeDocument/2006/bibliography"/>
   </ds:schemaRefs>
